--- a/thesis/003_ThesisProposal_Draft_079.docx
+++ b/thesis/003_ThesisProposal_Draft_079.docx
@@ -742,7 +742,7 @@
           <w:sz w:val="24"/>
           <w:szCs w:val="24"/>
         </w:rPr>
-        <w:t xml:space="preserve">Across the literature, expert writers show measurable disciplinary differentiation in hedging shaped by epistemic demands rather than a simple hard/soft divide (Salager-Meyer, 1994, Afshar et al., 2014, Hyland, 1996, and Souici &amp; Slougui, 2022). Developing researchers across contexts show limited hedge variety and tend to default to modal verbs (Khunasathitchai et al., 2025, Wang, 2022, Ghia et al., 2022, and Mazidah et al., 2022). L2 writers face additional constraints from linguistic factors, publication context, and limited explicit instruction (Demir, 2018, Hu &amp; Cao, 2011, and Petchkij, 2019). Philippine and ASEAN studies confirm reliance on modals and, in some contexts, a preference for boosters (Ningrum et al., 2024, Escalona, 2025, and Lopez et al., 2025). Abstract-focused work further shows that caution and promotion vary by discipline and ranking (Xie &amp; Mi, 2023), but undergraduate applied-science abstracts remain underdescribed.</w:t>
+        <w:t xml:space="preserve">Across the literature, expert writers show measurable disciplinary differentiation in hedging shaped by epistemic demands rather than a simple hard/soft divide (Salager-Meyer, 1994, Afshar et al., 2014, Wang, 2022, and Xie &amp; Mi, 2023). Developing researchers across contexts show limited hedge variety and tend to default to modal verbs (Khunasathitchai et al., 2025, Wang, 2022, Ghia et al., 2022, and Mazidah et al., 2022). L2 writers face additional constraints from linguistic factors, publication context, and limited explicit instruction (Demir, 2018, Hu &amp; Cao, 2011, and Petchkij, 2019). Philippine and ASEAN studies confirm reliance on modals and, in some contexts, a preference for boosters (Ningrum et al., 2024, Escalona, 2025, and Lopez et al., 2025). Abstract-focused work further shows that caution and promotion vary by discipline and ranking (Xie &amp; Mi, 2023), but undergraduate applied-science abstracts remain underdescribed.</w:t>
       </w:r>
     </w:p>
     <w:p>

--- a/thesis/003_ThesisProposal_Draft_079.docx
+++ b/thesis/003_ThesisProposal_Draft_079.docx
@@ -4379,21 +4379,11 @@
       </w:pPr>
       <w:r>
         <w:rPr>
-          <w:rFonts w:ascii="Georgia" w:cs="Georgia" w:eastAsia="Georgia" w:hAnsi="Georgia"/>
-          <w:b w:val="0"/>
-          <w:bCs w:val="0"/>
-          <w:i w:val="0"/>
-          <w:iCs w:val="0"/>
-          <w:sz w:val="22"/>
-          <w:szCs w:val="22"/>
-          <w:rtl w:val="0"/>
-        </w:rPr>
-        <w:t xml:space="preserve">The coding identified 65 hedge tokens across the 60-abstract corpus. These tokens were classified into four types following Hyland’s (1998) taxonomy: modal verbs, lexical hedges, adverbial hedges, and clause-level hedges. Table 2 presents the distribution of hedge types across the full corpus.</w:t>
-      </w:r>
-      <w:r>
-        <w:rPr>
-          <w:rtl w:val="0"/>
-        </w:rPr>
+          <w:rFonts w:ascii="Georgia" w:hAnsi="Georgia" w:cs="Georgia" w:eastAsia="Georgia"/>
+          <w:sz w:val="24"/>
+          <w:szCs w:val="24"/>
+        </w:rPr>
+        <w:t xml:space="preserve">The coding identified 65 hedge tokens across the 60-abstract corpus, or about 1.08 hedges per abstract. That rate sits near the lower end of published abstract figures. Hu and Cao (2011) reported about 2.04 hedges per abstract in English-medium applied linguistics journals and lower rates in Chinese-medium journals. These tokens were classified into four types following Hyland’s (1998) taxonomy: modal verbs, lexical hedges, adverbial hedges, and clause-level hedges. Table 2 presents the distribution of hedge types across the full corpus.</w:t>
       </w:r>
     </w:p>
     <w:p>

--- a/thesis/003_ThesisProposal_Draft_079.docx
+++ b/thesis/003_ThesisProposal_Draft_079.docx
@@ -303,7 +303,7 @@
     </w:p>
     <w:p>
       <w:pPr>
-        <w:spacing w:before="0" w:after="720" w:line="480" w:lineRule="auto"/>
+        <w:spacing w:before="720" w:after="720" w:line="480" w:lineRule="auto"/>
         <w:jc w:val="center"/>
         <w:rPr/>
       </w:pPr>

--- a/thesis/003_ThesisProposal_Draft_079.docx
+++ b/thesis/003_ThesisProposal_Draft_079.docx
@@ -30061,7 +30061,7 @@
     <w:sectPr>
       <w:type w:val="nextPage"/>
       <w:pgSz w:h="16838" w:w="11906" w:orient="portrait"/>
-      <w:pgMar w:bottom="1440" w:top="1440" w:left="2160" w:right="1440" w:header="360" w:footer="360"/>
+      <w:pgMar w:bottom="1440" w:top="1440" w:left="2160" w:right="1440" w:header="720" w:footer="720"/>
     </w:sectPr>
   </w:body>
 </w:document>

--- a/thesis/003_ThesisProposal_Draft_079.docx
+++ b/thesis/003_ThesisProposal_Draft_079.docx
@@ -288,7 +288,7 @@
           <w:headerReference r:id="rId6" w:type="default"/>
           <w:footerReference r:id="rId7" w:type="default"/>
           <w:pgSz w:h="16838" w:w="11906" w:orient="portrait"/>
-          <w:pgMar w:bottom="1440" w:top="1440" w:left="2160" w:right="1440" w:header="720" w:footer="720"/>
+          <w:pgMar w:bottom="1440" w:top="1440" w:left="1440" w:right="1440" w:header="720" w:footer="720"/>
           <w:pgNumType w:start="1"/>
         </w:sectPr>
       </w:pPr>
@@ -2361,7 +2361,7 @@
           <w:headerReference r:id="rId10" w:type="first"/>
           <w:type w:val="nextPage"/>
           <w:pgSz w:h="16838" w:w="11906" w:orient="portrait"/>
-          <w:pgMar w:bottom="1440" w:top="1440" w:left="2160" w:right="1440" w:header="720" w:footer="720"/>
+          <w:pgMar w:bottom="1440" w:top="1440" w:left="1440" w:right="1440" w:header="720" w:footer="720"/>
           <w:titlePg w:val="1"/>
         </w:sectPr>
       </w:pPr>
@@ -4270,7 +4270,7 @@
           <w:headerReference r:id="rId12" w:type="first"/>
           <w:type w:val="nextPage"/>
           <w:pgSz w:h="16838" w:w="11906" w:orient="portrait"/>
-          <w:pgMar w:bottom="1440" w:top="1440" w:left="2160" w:right="1440" w:header="720" w:footer="720"/>
+          <w:pgMar w:bottom="1440" w:top="1440" w:left="1440" w:right="1440" w:header="720" w:footer="720"/>
           <w:titlePg w:val="1"/>
         </w:sectPr>
       </w:pPr>
@@ -11736,7 +11736,7 @@
           <w:headerReference r:id="rId14" w:type="first"/>
           <w:type w:val="nextPage"/>
           <w:pgSz w:h="16838" w:w="11906" w:orient="portrait"/>
-          <w:pgMar w:bottom="1440" w:top="1440" w:left="2160" w:right="1440" w:header="720" w:footer="720"/>
+          <w:pgMar w:bottom="1440" w:top="1440" w:left="1440" w:right="1440" w:header="720" w:footer="720"/>
           <w:titlePg w:val="1"/>
         </w:sectPr>
       </w:pPr>
@@ -12557,7 +12557,7 @@
           <w:headerReference r:id="rId16" w:type="first"/>
           <w:type w:val="nextPage"/>
           <w:pgSz w:h="16838" w:w="11906" w:orient="portrait"/>
-          <w:pgMar w:bottom="1440" w:top="1440" w:left="2160" w:right="1440" w:header="720" w:footer="720"/>
+          <w:pgMar w:bottom="1440" w:top="1440" w:left="1440" w:right="1440" w:header="720" w:footer="720"/>
           <w:titlePg w:val="1"/>
         </w:sectPr>
       </w:pPr>
@@ -21343,7 +21343,7 @@
           <w:headerReference r:id="rId18" w:type="first"/>
           <w:type w:val="nextPage"/>
           <w:pgSz w:h="16838" w:w="11906" w:orient="portrait"/>
-          <w:pgMar w:bottom="1440" w:top="1440" w:left="2160" w:right="1440" w:header="720" w:footer="720"/>
+          <w:pgMar w:bottom="1440" w:top="1440" w:left="1440" w:right="1440" w:header="720" w:footer="720"/>
           <w:titlePg w:val="1"/>
         </w:sectPr>
       </w:pPr>
@@ -30061,7 +30061,7 @@
     <w:sectPr>
       <w:type w:val="nextPage"/>
       <w:pgSz w:h="16838" w:w="11906" w:orient="portrait"/>
-      <w:pgMar w:bottom="1440" w:top="1440" w:left="2160" w:right="1440" w:header="720" w:footer="720"/>
+      <w:pgMar w:bottom="1440" w:top="1440" w:left="1440" w:right="1440" w:header="720" w:footer="720"/>
     </w:sectPr>
   </w:body>
 </w:document>

--- a/thesis/003_ThesisProposal_Draft_079.docx
+++ b/thesis/003_ThesisProposal_Draft_079.docx
@@ -288,7 +288,7 @@
           <w:headerReference r:id="rId6" w:type="default"/>
           <w:footerReference r:id="rId7" w:type="default"/>
           <w:pgSz w:h="16838" w:w="11906" w:orient="portrait"/>
-          <w:pgMar w:bottom="1440" w:top="1440" w:left="1440" w:right="1440" w:header="720" w:footer="720"/>
+          <w:pgMar w:bottom="1440" w:top="1440" w:left="2160" w:right="1440" w:header="720" w:footer="720"/>
           <w:pgNumType w:start="1"/>
         </w:sectPr>
       </w:pPr>
@@ -2361,7 +2361,7 @@
           <w:headerReference r:id="rId10" w:type="first"/>
           <w:type w:val="nextPage"/>
           <w:pgSz w:h="16838" w:w="11906" w:orient="portrait"/>
-          <w:pgMar w:bottom="1440" w:top="1440" w:left="1440" w:right="1440" w:header="720" w:footer="720"/>
+          <w:pgMar w:bottom="1440" w:top="1440" w:left="2160" w:right="1440" w:header="720" w:footer="720"/>
           <w:titlePg w:val="1"/>
         </w:sectPr>
       </w:pPr>
@@ -4270,7 +4270,7 @@
           <w:headerReference r:id="rId12" w:type="first"/>
           <w:type w:val="nextPage"/>
           <w:pgSz w:h="16838" w:w="11906" w:orient="portrait"/>
-          <w:pgMar w:bottom="1440" w:top="1440" w:left="1440" w:right="1440" w:header="720" w:footer="720"/>
+          <w:pgMar w:bottom="1440" w:top="1440" w:left="2160" w:right="1440" w:header="720" w:footer="720"/>
           <w:titlePg w:val="1"/>
         </w:sectPr>
       </w:pPr>
@@ -11736,7 +11736,7 @@
           <w:headerReference r:id="rId14" w:type="first"/>
           <w:type w:val="nextPage"/>
           <w:pgSz w:h="16838" w:w="11906" w:orient="portrait"/>
-          <w:pgMar w:bottom="1440" w:top="1440" w:left="1440" w:right="1440" w:header="720" w:footer="720"/>
+          <w:pgMar w:bottom="1440" w:top="1440" w:left="2160" w:right="1440" w:header="720" w:footer="720"/>
           <w:titlePg w:val="1"/>
         </w:sectPr>
       </w:pPr>
@@ -12557,7 +12557,7 @@
           <w:headerReference r:id="rId16" w:type="first"/>
           <w:type w:val="nextPage"/>
           <w:pgSz w:h="16838" w:w="11906" w:orient="portrait"/>
-          <w:pgMar w:bottom="1440" w:top="1440" w:left="1440" w:right="1440" w:header="720" w:footer="720"/>
+          <w:pgMar w:bottom="1440" w:top="1440" w:left="2160" w:right="1440" w:header="720" w:footer="720"/>
           <w:titlePg w:val="1"/>
         </w:sectPr>
       </w:pPr>
@@ -21343,7 +21343,7 @@
           <w:headerReference r:id="rId18" w:type="first"/>
           <w:type w:val="nextPage"/>
           <w:pgSz w:h="16838" w:w="11906" w:orient="portrait"/>
-          <w:pgMar w:bottom="1440" w:top="1440" w:left="1440" w:right="1440" w:header="720" w:footer="720"/>
+          <w:pgMar w:bottom="1440" w:top="1440" w:left="2160" w:right="1440" w:header="720" w:footer="720"/>
           <w:titlePg w:val="1"/>
         </w:sectPr>
       </w:pPr>
@@ -30061,7 +30061,7 @@
     <w:sectPr>
       <w:type w:val="nextPage"/>
       <w:pgSz w:h="16838" w:w="11906" w:orient="portrait"/>
-      <w:pgMar w:bottom="1440" w:top="1440" w:left="1440" w:right="1440" w:header="720" w:footer="720"/>
+      <w:pgMar w:bottom="1440" w:top="1440" w:left="2160" w:right="1440" w:header="720" w:footer="720"/>
     </w:sectPr>
   </w:body>
 </w:document>
